--- a/《噬铁者》名词设计分册.docx
+++ b/《噬铁者》名词设计分册.docx
@@ -1,27 +1,5 @@
 
-<file path=docProps\app.xml><?xml version="1.0" encoding="utf-8"?>
-<Properties xmlns="http://schemas.openxmlformats.org/officeDocument/2006/extended-properties" xmlns:vt="http://schemas.openxmlformats.org/officeDocument/2006/docPropsVTypes">
-  <Application>Microsoft Office Word</Application>
-  <DocSecurity>0</DocSecurity>
-  <ScaleCrop>false</ScaleCrop>
-  <Company/>
-  <LinksUpToDate>false</LinksUpToDate>
-  <SharedDoc>false</SharedDoc>
-  <HyperlinksChanged>false</HyperlinksChanged>
-  <AppVersion>16.0000</AppVersion>
-</Properties>
-</file>
-
-<file path=docProps\core.xml><?xml version="1.0" encoding="utf-8"?>
-<cp:coreProperties xmlns:cp="http://schemas.openxmlformats.org/package/2006/metadata/core-properties" xmlns:dc="http://purl.org/dc/elements/1.1/" xmlns:dcterms="http://purl.org/dc/terms/" xmlns:xsi="http://www.w3.org/2001/XMLSchema-instance">
-  <dc:title>《噬铁者》名词设计分册</dc:title>
-  <dc:creator>Game Design Team</dc:creator>
-  <dcterms:created xsi:type="dcterms:W3CDTF">2026-08-10T00:00:00Z</dcterms:created>
-  <dcterms:modified xsi:type="dcterms:W3CDTF">2026-08-10T00:00:00Z</dcterms:modified>
-</cp:coreProperties>
-</file>
-
-<file path=word\document.xml><?xml version="1.0" encoding="utf-8"?>
+<file path=word/document.xml><?xml version="1.0" encoding="utf-8"?>
 <w:document xmlns:w="http://schemas.openxmlformats.org/wordprocessingml/2006/main" xmlns:r="http://schemas.openxmlformats.org/officeDocument/2006/relationships">
   <w:body>
     <w:p>
@@ -169,6 +147,50 @@
           <w:szCs w:val="32"/>
         </w:rPr>
         <w:t xml:space="preserve">0. 修订说明</w:t>
+      </w:r>
+    </w:p>
+    <w:p>
+      <w:pPr>
+        <w:spacing w:before="0" w:after="100" w:line="300" w:lineRule="auto"/>
+        <w:rPr>
+          <w:rFonts w:ascii="Microsoft YaHei" w:hAnsi="Microsoft YaHei" w:eastAsia="微软雅黑" w:cs="Microsoft YaHei"/>
+          <w:i w:val="0"/>
+          <w:caps w:val="0"/>
+          <w:b w:val="0"/>
+          <w:spacing w:val="0"/>
+          <w:sz w:val="21"/>
+          <w:szCs w:val="21"/>
+        </w:rPr>
+      </w:pPr>
+      <w:r>
+        <w:rPr>
+          <w:rFonts w:ascii="微软雅黑" w:hAnsi="微软雅黑"/>
+          <w:b w:val="0"/>
+          <w:sz w:val="21"/>
+        </w:rPr>
+        <w:t>本版（V3.1）为开发进度同步版：依据 Godot 原型实际实现状态，补充各系统落地进度与验证结果。</w:t>
+      </w:r>
+    </w:p>
+    <w:p>
+      <w:pPr>
+        <w:spacing w:before="0" w:after="100" w:line="300" w:lineRule="auto"/>
+        <w:rPr>
+          <w:rFonts w:ascii="Microsoft YaHei" w:hAnsi="Microsoft YaHei" w:eastAsia="微软雅黑" w:cs="Microsoft YaHei"/>
+          <w:i w:val="0"/>
+          <w:caps w:val="0"/>
+          <w:b w:val="0"/>
+          <w:spacing w:val="0"/>
+          <w:sz w:val="21"/>
+          <w:szCs w:val="21"/>
+        </w:rPr>
+      </w:pPr>
+      <w:r>
+        <w:rPr>
+          <w:rFonts w:ascii="微软雅黑" w:hAnsi="微软雅黑"/>
+          <w:b w:val="0"/>
+          <w:sz w:val="21"/>
+        </w:rPr>
+        <w:t>• 新增“实现进度对照”章节：基础属性、伤害公式与存档数据结构已落地；负面/增益词条与六元素联动待实现。</w:t>
       </w:r>
     </w:p>
     <w:p>
@@ -27040,6 +27062,207 @@
         <w:t xml:space="preserve"/>
       </w:r>
     </w:p>
+    <w:p>
+      <w:pPr>
+        <w:spacing w:before="280" w:after="160" w:line="300" w:lineRule="auto"/>
+        <w:rPr>
+          <w:rFonts w:ascii="Microsoft YaHei" w:hAnsi="Microsoft YaHei" w:eastAsia="微软雅黑" w:cs="Microsoft YaHei"/>
+          <w:i w:val="0"/>
+          <w:caps w:val="0"/>
+          <w:b w:val="0"/>
+          <w:spacing w:val="0"/>
+          <w:sz w:val="21"/>
+          <w:szCs w:val="21"/>
+        </w:rPr>
+      </w:pPr>
+      <w:r>
+        <w:rPr>
+          <w:rFonts w:ascii="微软雅黑" w:hAnsi="微软雅黑"/>
+          <w:b/>
+          <w:color w:val="1F4E79"/>
+          <w:sz w:val="32"/>
+        </w:rPr>
+        <w:t>14. 实现进度对照（2026-08-13）</w:t>
+      </w:r>
+    </w:p>
+    <w:p>
+      <w:pPr>
+        <w:spacing w:before="200" w:after="120" w:line="300" w:lineRule="auto"/>
+        <w:rPr>
+          <w:rFonts w:ascii="Microsoft YaHei" w:hAnsi="Microsoft YaHei" w:eastAsia="微软雅黑" w:cs="Microsoft YaHei"/>
+          <w:i w:val="0"/>
+          <w:caps w:val="0"/>
+          <w:b w:val="0"/>
+          <w:spacing w:val="0"/>
+          <w:sz w:val="21"/>
+          <w:szCs w:val="21"/>
+        </w:rPr>
+      </w:pPr>
+      <w:r>
+        <w:rPr>
+          <w:rFonts w:ascii="微软雅黑" w:hAnsi="微软雅黑"/>
+          <w:b/>
+          <w:color w:val="000000"/>
+          <w:sz w:val="27"/>
+        </w:rPr>
+        <w:t>14.1 已实现</w:t>
+      </w:r>
+    </w:p>
+    <w:p>
+      <w:pPr>
+        <w:spacing w:before="0" w:after="4" w:line="300" w:lineRule="auto"/>
+        <w:rPr>
+          <w:rFonts w:ascii="Microsoft YaHei" w:hAnsi="Microsoft YaHei" w:eastAsia="微软雅黑" w:cs="Microsoft YaHei"/>
+          <w:i w:val="0"/>
+          <w:caps w:val="0"/>
+          <w:b w:val="0"/>
+          <w:spacing w:val="0"/>
+          <w:sz w:val="21"/>
+          <w:szCs w:val="21"/>
+        </w:rPr>
+      </w:pPr>
+      <w:r>
+        <w:rPr>
+          <w:rFonts w:ascii="微软雅黑" w:hAnsi="微软雅黑"/>
+          <w:b w:val="0"/>
+          <w:sz w:val="21"/>
+        </w:rPr>
+        <w:t>• 属性系统：AttributeSystem + Modifier 框架已实现（生命/攻击/防御/移速/攻速/射程/暴击率/暴击伤害/法强/法力/冷却缩减），支持来源追踪与叠加。</w:t>
+      </w:r>
+    </w:p>
+    <w:p>
+      <w:pPr>
+        <w:spacing w:before="0" w:after="4" w:line="300" w:lineRule="auto"/>
+        <w:rPr>
+          <w:rFonts w:ascii="Microsoft YaHei" w:hAnsi="Microsoft YaHei" w:eastAsia="微软雅黑" w:cs="Microsoft YaHei"/>
+          <w:i w:val="0"/>
+          <w:caps w:val="0"/>
+          <w:b w:val="0"/>
+          <w:spacing w:val="0"/>
+          <w:sz w:val="21"/>
+          <w:szCs w:val="21"/>
+        </w:rPr>
+      </w:pPr>
+      <w:r>
+        <w:rPr>
+          <w:rFonts w:ascii="微软雅黑" w:hAnsi="微软雅黑"/>
+          <w:b w:val="0"/>
+          <w:sz w:val="21"/>
+        </w:rPr>
+        <w:t>• 伤害公式：物理伤害、护甲减伤（防御/(防御+100)）、暴击判定已按名词分册口径实现；玩家 HP 归零触发结算。</w:t>
+      </w:r>
+    </w:p>
+    <w:p>
+      <w:pPr>
+        <w:spacing w:before="0" w:after="4" w:line="300" w:lineRule="auto"/>
+        <w:rPr>
+          <w:rFonts w:ascii="Microsoft YaHei" w:hAnsi="Microsoft YaHei" w:eastAsia="微软雅黑" w:cs="Microsoft YaHei"/>
+          <w:i w:val="0"/>
+          <w:caps w:val="0"/>
+          <w:b w:val="0"/>
+          <w:spacing w:val="0"/>
+          <w:sz w:val="21"/>
+          <w:szCs w:val="21"/>
+        </w:rPr>
+      </w:pPr>
+      <w:r>
+        <w:rPr>
+          <w:rFonts w:ascii="微软雅黑" w:hAnsi="微软雅黑"/>
+          <w:b w:val="0"/>
+          <w:sz w:val="21"/>
+        </w:rPr>
+        <w:t>• 存档结构：user://save_01~03.json（.bak 备份 + .tmp 原子写入 + save_version），含 progression/currencies（记忆残渣）/current_run/run_history。</w:t>
+      </w:r>
+    </w:p>
+    <w:p>
+      <w:pPr>
+        <w:spacing w:before="200" w:after="120" w:line="300" w:lineRule="auto"/>
+        <w:rPr>
+          <w:rFonts w:ascii="Microsoft YaHei" w:hAnsi="Microsoft YaHei" w:eastAsia="微软雅黑" w:cs="Microsoft YaHei"/>
+          <w:i w:val="0"/>
+          <w:caps w:val="0"/>
+          <w:b w:val="0"/>
+          <w:spacing w:val="0"/>
+          <w:sz w:val="21"/>
+          <w:szCs w:val="21"/>
+        </w:rPr>
+      </w:pPr>
+      <w:r>
+        <w:rPr>
+          <w:rFonts w:ascii="微软雅黑" w:hAnsi="微软雅黑"/>
+          <w:b/>
+          <w:color w:val="000000"/>
+          <w:sz w:val="27"/>
+        </w:rPr>
+        <w:t>14.2 进行中 / 规划中</w:t>
+      </w:r>
+    </w:p>
+    <w:p>
+      <w:pPr>
+        <w:spacing w:before="0" w:after="4" w:line="300" w:lineRule="auto"/>
+        <w:rPr>
+          <w:rFonts w:ascii="Microsoft YaHei" w:hAnsi="Microsoft YaHei" w:eastAsia="微软雅黑" w:cs="Microsoft YaHei"/>
+          <w:i w:val="0"/>
+          <w:caps w:val="0"/>
+          <w:b w:val="0"/>
+          <w:spacing w:val="0"/>
+          <w:sz w:val="21"/>
+          <w:szCs w:val="21"/>
+        </w:rPr>
+      </w:pPr>
+      <w:r>
+        <w:rPr>
+          <w:rFonts w:ascii="微软雅黑" w:hAnsi="微软雅黑"/>
+          <w:b w:val="0"/>
+          <w:sz w:val="21"/>
+        </w:rPr>
+        <w:t>• 负面效果词条 38 种与增益状态 22 种未实现，当前装备仅使用模板词条。</w:t>
+      </w:r>
+    </w:p>
+    <w:p>
+      <w:pPr>
+        <w:spacing w:before="0" w:after="4" w:line="300" w:lineRule="auto"/>
+        <w:rPr>
+          <w:rFonts w:ascii="Microsoft YaHei" w:hAnsi="Microsoft YaHei" w:eastAsia="微软雅黑" w:cs="Microsoft YaHei"/>
+          <w:i w:val="0"/>
+          <w:caps w:val="0"/>
+          <w:b w:val="0"/>
+          <w:spacing w:val="0"/>
+          <w:sz w:val="21"/>
+          <w:szCs w:val="21"/>
+        </w:rPr>
+      </w:pPr>
+      <w:r>
+        <w:rPr>
+          <w:rFonts w:ascii="微软雅黑" w:hAnsi="微软雅黑"/>
+          <w:b w:val="0"/>
+          <w:sz w:val="21"/>
+        </w:rPr>
+        <w:t>• 六元素系统与元素联动（烈焰风暴/腐化烈焰/冰晶电导/碎裂岩击）未实现。</w:t>
+      </w:r>
+    </w:p>
+    <w:p>
+      <w:pPr>
+        <w:spacing w:before="0" w:after="4" w:line="300" w:lineRule="auto"/>
+        <w:rPr>
+          <w:rFonts w:ascii="Microsoft YaHei" w:hAnsi="Microsoft YaHei" w:eastAsia="微软雅黑" w:cs="Microsoft YaHei"/>
+          <w:i w:val="0"/>
+          <w:caps w:val="0"/>
+          <w:b w:val="0"/>
+          <w:spacing w:val="0"/>
+          <w:sz w:val="21"/>
+          <w:szCs w:val="21"/>
+        </w:rPr>
+      </w:pPr>
+      <w:r>
+        <w:rPr>
+          <w:rFonts w:ascii="微软雅黑" w:hAnsi="微软雅黑"/>
+          <w:b w:val="0"/>
+          <w:sz w:val="21"/>
+        </w:rPr>
+        <w:t>• 通用词条池 21 种、附魔/属性灌注等消耗渠道未实现。</w:t>
+      </w:r>
+    </w:p>
     <w:sectPr>
       <w:pgSz w:w="11906" w:h="16838"/>
       <w:pgMar w:top="1247" w:right="1361" w:bottom="1247" w:left="1361" w:header="851" w:footer="992" w:gutter="0"/>
